--- a/watch-output/2026-10-11_X_AYi---Scale-創始人-現在在-Meta-帶超級智慧實驗室的-Alexa__2109141804620619953/2026-10-11_X_AYi---Scale-創始人-現在在__2109141804620619953_report.docx
+++ b/watch-output/2026-10-11_X_AYi---Scale-創始人-現在在-Meta-帶超級智慧實驗室的-Alexa__2109141804620619953/2026-10-11_X_AYi---Scale-創始人-現在在__2109141804620619953_report.docx
@@ -486,7 +486,7 @@
           <w:rFonts w:ascii="Microsoft JhengHei" w:hAnsi="Microsoft JhengHei" w:eastAsia="Microsoft JhengHei"/>
           <w:sz w:val="21"/>
         </w:rPr>
-        <w:t>逐字稿為 X 提供的英文人工字幕，非 Whisper 轉錄，也非中文；畫面無字幕文字可交叉核對。內容為講者主張，未經查證。</w:t>
+        <w:t>逐字稿為 X 提供的英文人工字幕（非 Whisper 轉錄），圖文對照附繁體中文翻譯（transcript.zh.md）；畫面無字幕文字可交叉核對。內容為講者主張，未經查證。</w:t>
       </w:r>
     </w:p>
     <w:p>
@@ -494,7 +494,7 @@
         <w:pStyle w:val="Heading2"/>
       </w:pPr>
       <w:r>
-        <w:t>圖文對照（畫面 + 逐字稿）</w:t>
+        <w:t>圖文對照（畫面 + 逐字稿＋中譯）</w:t>
       </w:r>
     </w:p>
     <w:p>
@@ -584,7 +584,24 @@
           <w:rFonts w:ascii="Microsoft JhengHei" w:hAnsi="Microsoft JhengHei" w:eastAsia="Microsoft JhengHei"/>
           <w:sz w:val="21"/>
         </w:rPr>
-        <w:t>I think we're at this like，amazing moment in the world where，the bottleneck is not the progress of the AI models，the bottleneck is，diffusing that through the rest of the world and，and helping the world adapt to this amazing，technology that already exists. Like I think if，the models didn't improve at all from today，there would still be like，decades and decades of like total upheaval and，change in the economy and how the world operates and，and everything around us. And。</w:t>
+        <w:t>I think we're at this like amazing moment in the world where the bottleneck is not the progress of the AI models the bottleneck is diffusing that through the rest of the world and and helping the world adapt to this amazing technology that already exists. Like I think if the models didn't improve at all from today there would still be like decades and decades of like total upheaval and change in the economy and how the world operates and and everything around us. And.</w:t>
+      </w:r>
+    </w:p>
+    <w:p>
+      <w:r>
+        <w:rPr>
+          <w:rFonts w:ascii="Microsoft JhengHei" w:hAnsi="Microsoft JhengHei" w:eastAsia="Microsoft JhengHei"/>
+          <w:b/>
+          <w:sz w:val="21"/>
+        </w:rPr>
+        <w:t>中譯：</w:t>
+      </w:r>
+      <w:r>
+        <w:rPr>
+          <w:rFonts w:ascii="Microsoft JhengHei" w:hAnsi="Microsoft JhengHei" w:eastAsia="Microsoft JhengHei"/>
+          <w:sz w:val="21"/>
+        </w:rPr>
+        <w:t xml:space="preserve"> 我覺得我們正處在世界上一個驚人的時刻：瓶頸不在 AI 模型的進步，而在於把它擴散到世界其他地方，並幫助世界去適應這項已經存在的驚人技術。我認為就算模型從今天起完全不再進步，經濟、世界運作的方式，以及我們周遭的一切，仍會經歷好幾十年的徹底動盪與變革。</w:t>
       </w:r>
     </w:p>
     <w:p>
@@ -674,7 +691,24 @@
           <w:rFonts w:ascii="Microsoft JhengHei" w:hAnsi="Microsoft JhengHei" w:eastAsia="Microsoft JhengHei"/>
           <w:sz w:val="21"/>
         </w:rPr>
-        <w:t>so I think it's as a result，it's like one of the most incredible，it's probably a，like once in a civilization opportunity to，be a dreamer and to have a vision，and to have ambition and to，impose a view of how the future world，should look by building something amazing。</w:t>
+        <w:t>so I think it's as a result it's like one of the most incredible it's probably a like once in a civilization opportunity to be a dreamer and to have a vision and to have ambition and to impose a view of how the future world should look by building something amazing.</w:t>
+      </w:r>
+    </w:p>
+    <w:p>
+      <w:r>
+        <w:rPr>
+          <w:rFonts w:ascii="Microsoft JhengHei" w:hAnsi="Microsoft JhengHei" w:eastAsia="Microsoft JhengHei"/>
+          <w:b/>
+          <w:sz w:val="21"/>
+        </w:rPr>
+        <w:t>中譯：</w:t>
+      </w:r>
+      <w:r>
+        <w:rPr>
+          <w:rFonts w:ascii="Microsoft JhengHei" w:hAnsi="Microsoft JhengHei" w:eastAsia="Microsoft JhengHei"/>
+          <w:sz w:val="21"/>
+        </w:rPr>
+        <w:t xml:space="preserve"> 所以我認為結果就是，這是最不可思議的——大概是一個文明只有一次的機會，讓你去當個夢想家、擁有願景、擁有野心，透過打造驚人的東西，把你對未來世界應有樣貌的看法實現出來。</w:t>
       </w:r>
     </w:p>
     <w:p>
@@ -764,7 +798,24 @@
           <w:rFonts w:ascii="Microsoft JhengHei" w:hAnsi="Microsoft JhengHei" w:eastAsia="Microsoft JhengHei"/>
           <w:sz w:val="21"/>
         </w:rPr>
-        <w:t>you know, one of the things that we were，we were chatting about，you know, backstage is, you know, when，when I started scale or，you know, 10 years ago, if you start a company，you had to be，you know, it was like David versus Goliath，And you had to be clever and you，had to find like an angle into the，market and you had to sort of like，you know, figure out，a way to compete even though you had，much fewer resources，And now I actually think with the power of agents，and AI broadly speaking，it's much closer to Goliath versus Goliath，Like I think，but，maybe the startup is like a Mecca Goliath，that is like，vastly enhanced by the power of agents and AI，And, you know, the，the large companies are the sort of like more traditional Goliath，so to speak. But I think that startups now，like if you properly embrace AI agents and，figure out the way to leverage their strengths，in the most like ambitious ways，you can easily outcompete incumbents。</w:t>
+        <w:t>you know, one of the things that we were we were chatting about you know, backstage is, you know, when when I started scale or you know, 10 years ago, if you start a company you had to be you know, it was like David versus Goliath And you had to be clever and you had to find like an angle into the market and you had to sort of like you know, figure out a way to compete even though you had much fewer resources And now I actually think with the power of agents and AI broadly speaking it's much closer to Goliath versus Goliath Like I think but maybe the startup is like a Mecca Goliath that is like vastly enhanced by the power of agents and AI And, you know, the the large companies are the sort of like more traditional Goliath so to speak. But I think that startups now like if you properly embrace AI agents and figure out the way to leverage their strengths in the most like ambitious ways you can easily outcompete incumbents.</w:t>
+      </w:r>
+    </w:p>
+    <w:p>
+      <w:r>
+        <w:rPr>
+          <w:rFonts w:ascii="Microsoft JhengHei" w:hAnsi="Microsoft JhengHei" w:eastAsia="Microsoft JhengHei"/>
+          <w:b/>
+          <w:sz w:val="21"/>
+        </w:rPr>
+        <w:t>中譯：</w:t>
+      </w:r>
+      <w:r>
+        <w:rPr>
+          <w:rFonts w:ascii="Microsoft JhengHei" w:hAnsi="Microsoft JhengHei" w:eastAsia="Microsoft JhengHei"/>
+          <w:sz w:val="21"/>
+        </w:rPr>
+        <w:t xml:space="preserve"> 我們在後台聊到的一件事是：當我大約 10 年前創辦 Scale 時，如果你要創業，那就像大衛對抗歌利亞。你必須夠聰明、找到切入市場的角度，想辦法在資源少得多的情況下競爭。但現在我其實認為，有了 Agent 與廣義 AI 的力量，這更接近歌利亞對歌利亞。也許新創是一個被 Agent 與 AI 大幅強化的「機甲歌利亞」，而大公司則是比較傳統的那種歌利亞。但我認為現在的新創，如果真正擁抱 AI Agent，並找到以最有野心的方式發揮它們的長處，就能輕易勝過既有的大公司。</w:t>
       </w:r>
     </w:p>
     <w:p>
@@ -854,7 +905,24 @@
           <w:rFonts w:ascii="Microsoft JhengHei" w:hAnsi="Microsoft JhengHei" w:eastAsia="Microsoft JhengHei"/>
           <w:sz w:val="21"/>
         </w:rPr>
-        <w:t>So let's talk about superintelligence，because that's clearly，that's even in the name of your lab，what does superintelligence mean operationally inside Meta right now?，Yeah, I think that，you know, we, a year ago, Mark wrote this, memo about personal superintelligence，which I think actually is very similar to，your concept of personal AGI，But, you know, we believe that everybody in the world，you know，all，the billions of people in the world are，going to have a superintelligence that is，adapted and tailored to them，that is, enables them to accomplish their goals，knows their context，and ultimately is an expander of their own agency，Like，I think the thing that we think a lot about is，is agency expansion. How do we help people，accomplish things that，they couldn't have ever dreamed of before?，And，what would everyone in the world do，if everything was just easy?。</w:t>
+        <w:t>So let's talk about superintelligence because that's clearly that's even in the name of your lab what does superintelligence mean operationally inside Meta right now? Yeah, I think that you know, we, a year ago, Mark wrote this, memo about personal superintelligence which I think actually is very similar to your concept of personal AGI But, you know, we believe that everybody in the world you know all the billions of people in the world are going to have a superintelligence that is adapted and tailored to them that is, enables them to accomplish their goals knows their context and ultimately is an expander of their own agency Like I think the thing that we think a lot about is is agency expansion. How do we help people accomplish things that they couldn't have ever dreamed of before? And what would everyone in the world do if everything was just easy?</w:t>
+      </w:r>
+    </w:p>
+    <w:p>
+      <w:r>
+        <w:rPr>
+          <w:rFonts w:ascii="Microsoft JhengHei" w:hAnsi="Microsoft JhengHei" w:eastAsia="Microsoft JhengHei"/>
+          <w:b/>
+          <w:sz w:val="21"/>
+        </w:rPr>
+        <w:t>中譯：</w:t>
+      </w:r>
+      <w:r>
+        <w:rPr>
+          <w:rFonts w:ascii="Microsoft JhengHei" w:hAnsi="Microsoft JhengHei" w:eastAsia="Microsoft JhengHei"/>
+          <w:sz w:val="21"/>
+        </w:rPr>
+        <w:t xml:space="preserve"> 那我們來談談超級智慧吧，因為這顯然就寫在你實驗室的名字裡。現在在 Meta 內部，「超級智慧」在實際運作上代表什麼？是的，我想，一年前 Mark 寫了一份關於「個人超級智慧」的備忘錄，我覺得其實跟你提的「個人 AGI」概念非常相似。我們相信世界上每一個人——全世界數十億人——都將擁有一個為自己調整、量身打造的超級智慧，它能幫助他們達成目標、了解他們的情境，最終成為他們自身能動性的放大器。我們經常思考的一件事，就是能動性的擴張：我們要如何幫助人們完成過去連想都不敢想的事？如果一切都變得很容易，世界上的每個人會去做什麼？</w:t>
       </w:r>
     </w:p>
     <w:p>
